--- a/harmony/acl_materials/READ_IMAGEVIDEO_权限使用场景说明.docx
+++ b/harmony/acl_materials/READ_IMAGEVIDEO_权限使用场景说明.docx
@@ -2,15 +2,22 @@
 <file path=word/document.xml><?xml version="1.0" encoding="utf-8"?>
 <w:document xmlns:wpc="http://schemas.microsoft.com/office/word/2010/wordprocessingCanvas" xmlns:mo="http://schemas.microsoft.com/office/mac/office/2008/main" xmlns:mc="http://schemas.openxmlformats.org/markup-compatibility/2006" xmlns:mv="urn:schemas-microsoft-com:mac:vml" xmlns:o="urn:schemas-microsoft-com:office:office" xmlns:r="http://schemas.openxmlformats.org/officeDocument/2006/relationships" xmlns:m="http://schemas.openxmlformats.org/officeDocument/2006/math" xmlns:v="urn:schemas-microsoft-com:vml" xmlns:wp14="http://schemas.microsoft.com/office/word/2010/wordprocessingDrawing" xmlns:wp="http://schemas.openxmlformats.org/drawingml/2006/wordprocessingDrawing" xmlns:w10="urn:schemas-microsoft-com:office:word" xmlns:w="http://schemas.openxmlformats.org/wordprocessingml/2006/main" xmlns:w14="http://schemas.microsoft.com/office/word/2010/wordml" xmlns:wpg="http://schemas.microsoft.com/office/word/2010/wordprocessingGroup" xmlns:wpi="http://schemas.microsoft.com/office/word/2010/wordprocessingInk" xmlns:wne="http://schemas.microsoft.com/office/word/2006/wordml" xmlns:wps="http://schemas.microsoft.com/office/word/2010/wordprocessingShape" mc:Ignorable="w14 wp14">
   <w:body>
+    <w:p/>
+    <w:p/>
+    <w:p/>
+    <w:p/>
     <w:p>
       <w:pPr>
-        <w:pStyle w:val="Title"/>
+        <w:jc w:val="center"/>
       </w:pPr>
       <w:r>
         <w:rPr>
-          <w:rFonts w:ascii="宋体" w:hAnsi="宋体" w:eastAsia="宋体"/>
+          <w:rFonts w:ascii="微软雅黑" w:hAnsi="微软雅黑" w:eastAsia="微软雅黑"/>
+          <w:b/>
+          <w:color w:val="243447"/>
+          <w:sz w:val="40"/>
         </w:rPr>
-        <w:t>「洛天依」鸿蒙客户端权限使用场景说明</w:t>
+        <w:t>「洛天依」鸿蒙客户端</w:t>
       </w:r>
     </w:p>
     <w:p>
@@ -19,11 +26,67 @@
       </w:pPr>
       <w:r>
         <w:rPr>
-          <w:rFonts w:ascii="宋体" w:hAnsi="宋体" w:eastAsia="宋体"/>
+          <w:rFonts w:ascii="微软雅黑" w:hAnsi="微软雅黑" w:eastAsia="微软雅黑"/>
           <w:b/>
-          <w:sz w:val="24"/>
+          <w:color w:val="1674A3"/>
+          <w:sz w:val="52"/>
         </w:rPr>
-        <w:t>申请权限：ohos.permission.READ_IMAGEVIDEO（读取用户图片/视频文件权限）</w:t>
+        <w:t>权限使用场景说明</w:t>
+      </w:r>
+    </w:p>
+    <w:p/>
+    <w:p>
+      <w:pPr>
+        <w:jc w:val="center"/>
+      </w:pPr>
+      <w:r>
+        <w:drawing>
+          <wp:inline xmlns:a="http://schemas.openxmlformats.org/drawingml/2006/main" xmlns:pic="http://schemas.openxmlformats.org/drawingml/2006/picture">
+            <wp:extent cx="1152000" cy="1152000"/>
+            <wp:docPr id="1" name="Picture 1"/>
+            <wp:cNvGraphicFramePr>
+              <a:graphicFrameLocks noChangeAspect="1"/>
+            </wp:cNvGraphicFramePr>
+            <a:graphic>
+              <a:graphicData uri="http://schemas.openxmlformats.org/drawingml/2006/picture">
+                <pic:pic>
+                  <pic:nvPicPr>
+                    <pic:cNvPr id="0" name="icon.png"/>
+                    <pic:cNvPicPr/>
+                  </pic:nvPicPr>
+                  <pic:blipFill>
+                    <a:blip r:embed="rId11"/>
+                    <a:stretch>
+                      <a:fillRect/>
+                    </a:stretch>
+                  </pic:blipFill>
+                  <pic:spPr>
+                    <a:xfrm>
+                      <a:off x="0" y="0"/>
+                      <a:ext cx="1152000" cy="1152000"/>
+                    </a:xfrm>
+                    <a:prstGeom prst="rect"/>
+                  </pic:spPr>
+                </pic:pic>
+              </a:graphicData>
+            </a:graphic>
+          </wp:inline>
+        </w:drawing>
+      </w:r>
+    </w:p>
+    <w:p/>
+    <w:p>
+      <w:pPr>
+        <w:jc w:val="center"/>
+      </w:pPr>
+      <w:r>
+        <w:rPr>
+          <w:rFonts w:ascii="微软雅黑" w:hAnsi="微软雅黑" w:eastAsia="微软雅黑"/>
+          <w:b/>
+          <w:color w:val="243447"/>
+          <w:sz w:val="28"/>
+        </w:rPr>
+        <w:t>申请权限：ohos.permission.READ_IMAGEVIDEO</w:t>
       </w:r>
     </w:p>
     <w:p>
@@ -34,9 +97,275 @@
         <w:rPr>
           <w:rFonts w:ascii="宋体" w:hAnsi="宋体" w:eastAsia="宋体"/>
           <w:b w:val="0"/>
+          <w:color w:val="7B8794"/>
           <w:sz w:val="24"/>
         </w:rPr>
-        <w:t>申请主体：洛天依对话 Agent（AgentLuo）鸿蒙客户端</w:t>
+        <w:t>（读取用户图片/视频文件权限）</w:t>
+      </w:r>
+    </w:p>
+    <w:p/>
+    <w:p/>
+    <w:p/>
+    <w:tbl>
+      <w:tblPr>
+        <w:tblStyle w:val="TableGrid"/>
+        <w:tblW w:type="auto" w:w="0"/>
+        <w:jc w:val="center"/>
+        <w:tblLook w:firstColumn="1" w:firstRow="1" w:lastColumn="0" w:lastRow="0" w:noHBand="0" w:noVBand="1" w:val="04A0"/>
+      </w:tblPr>
+      <w:tblGrid>
+        <w:gridCol w:w="4156"/>
+        <w:gridCol w:w="4156"/>
+      </w:tblGrid>
+      <w:tr>
+        <w:tc>
+          <w:tcPr>
+            <w:tcW w:type="dxa" w:w="2835"/>
+            <w:shd w:val="clear" w:fill="EEF4F8"/>
+          </w:tcPr>
+          <w:p>
+            <w:r>
+              <w:rPr>
+                <w:rFonts w:ascii="微软雅黑" w:hAnsi="微软雅黑" w:eastAsia="微软雅黑"/>
+                <w:b/>
+                <w:color w:val="243447"/>
+                <w:sz w:val="22"/>
+              </w:rPr>
+              <w:t>申请主体</w:t>
+            </w:r>
+          </w:p>
+        </w:tc>
+        <w:tc>
+          <w:tcPr>
+            <w:tcW w:type="dxa" w:w="5386"/>
+          </w:tcPr>
+          <w:p>
+            <w:r>
+              <w:rPr>
+                <w:rFonts w:ascii="宋体" w:hAnsi="宋体" w:eastAsia="宋体"/>
+                <w:b w:val="0"/>
+                <w:color w:val="243447"/>
+                <w:sz w:val="22"/>
+              </w:rPr>
+              <w:t>洛天依对话 Agent（AgentLuo）</w:t>
+            </w:r>
+          </w:p>
+        </w:tc>
+      </w:tr>
+      <w:tr>
+        <w:tc>
+          <w:tcPr>
+            <w:tcW w:type="dxa" w:w="2835"/>
+            <w:shd w:val="clear" w:fill="EEF4F8"/>
+          </w:tcPr>
+          <w:p>
+            <w:r>
+              <w:rPr>
+                <w:rFonts w:ascii="微软雅黑" w:hAnsi="微软雅黑" w:eastAsia="微软雅黑"/>
+                <w:b/>
+                <w:color w:val="243447"/>
+                <w:sz w:val="22"/>
+              </w:rPr>
+              <w:t>应用名称</w:t>
+            </w:r>
+          </w:p>
+        </w:tc>
+        <w:tc>
+          <w:tcPr>
+            <w:tcW w:type="dxa" w:w="5386"/>
+          </w:tcPr>
+          <w:p>
+            <w:r>
+              <w:rPr>
+                <w:rFonts w:ascii="宋体" w:hAnsi="宋体" w:eastAsia="宋体"/>
+                <w:b w:val="0"/>
+                <w:color w:val="243447"/>
+                <w:sz w:val="22"/>
+              </w:rPr>
+              <w:t>洛天依</w:t>
+            </w:r>
+          </w:p>
+        </w:tc>
+      </w:tr>
+      <w:tr>
+        <w:tc>
+          <w:tcPr>
+            <w:tcW w:type="dxa" w:w="2835"/>
+            <w:shd w:val="clear" w:fill="EEF4F8"/>
+          </w:tcPr>
+          <w:p>
+            <w:r>
+              <w:rPr>
+                <w:rFonts w:ascii="微软雅黑" w:hAnsi="微软雅黑" w:eastAsia="微软雅黑"/>
+                <w:b/>
+                <w:color w:val="243447"/>
+                <w:sz w:val="22"/>
+              </w:rPr>
+              <w:t>客户端平台</w:t>
+            </w:r>
+          </w:p>
+        </w:tc>
+        <w:tc>
+          <w:tcPr>
+            <w:tcW w:type="dxa" w:w="5386"/>
+          </w:tcPr>
+          <w:p>
+            <w:r>
+              <w:rPr>
+                <w:rFonts w:ascii="宋体" w:hAnsi="宋体" w:eastAsia="宋体"/>
+                <w:b w:val="0"/>
+                <w:color w:val="243447"/>
+                <w:sz w:val="22"/>
+              </w:rPr>
+              <w:t>HarmonyOS NEXT（API 24）</w:t>
+            </w:r>
+          </w:p>
+        </w:tc>
+      </w:tr>
+      <w:tr>
+        <w:tc>
+          <w:tcPr>
+            <w:tcW w:type="dxa" w:w="2835"/>
+            <w:shd w:val="clear" w:fill="EEF4F8"/>
+          </w:tcPr>
+          <w:p>
+            <w:r>
+              <w:rPr>
+                <w:rFonts w:ascii="微软雅黑" w:hAnsi="微软雅黑" w:eastAsia="微软雅黑"/>
+                <w:b/>
+                <w:color w:val="243447"/>
+                <w:sz w:val="22"/>
+              </w:rPr>
+              <w:t>应用版本</w:t>
+            </w:r>
+          </w:p>
+        </w:tc>
+        <w:tc>
+          <w:tcPr>
+            <w:tcW w:type="dxa" w:w="5386"/>
+          </w:tcPr>
+          <w:p>
+            <w:r>
+              <w:rPr>
+                <w:rFonts w:ascii="宋体" w:hAnsi="宋体" w:eastAsia="宋体"/>
+                <w:b w:val="0"/>
+                <w:color w:val="243447"/>
+                <w:sz w:val="22"/>
+              </w:rPr>
+              <w:t>v1.0.0（开发预览版）</w:t>
+            </w:r>
+          </w:p>
+        </w:tc>
+      </w:tr>
+      <w:tr>
+        <w:tc>
+          <w:tcPr>
+            <w:tcW w:type="dxa" w:w="2835"/>
+            <w:shd w:val="clear" w:fill="EEF4F8"/>
+          </w:tcPr>
+          <w:p>
+            <w:r>
+              <w:rPr>
+                <w:rFonts w:ascii="微软雅黑" w:hAnsi="微软雅黑" w:eastAsia="微软雅黑"/>
+                <w:b/>
+                <w:color w:val="243447"/>
+                <w:sz w:val="22"/>
+              </w:rPr>
+              <w:t>材料类型</w:t>
+            </w:r>
+          </w:p>
+        </w:tc>
+        <w:tc>
+          <w:tcPr>
+            <w:tcW w:type="dxa" w:w="5386"/>
+          </w:tcPr>
+          <w:p>
+            <w:r>
+              <w:rPr>
+                <w:rFonts w:ascii="宋体" w:hAnsi="宋体" w:eastAsia="宋体"/>
+                <w:b w:val="0"/>
+                <w:color w:val="243447"/>
+                <w:sz w:val="22"/>
+              </w:rPr>
+              <w:t>权限申请阶段——使用场景说明</w:t>
+            </w:r>
+          </w:p>
+        </w:tc>
+      </w:tr>
+      <w:tr>
+        <w:tc>
+          <w:tcPr>
+            <w:tcW w:type="dxa" w:w="2835"/>
+            <w:shd w:val="clear" w:fill="EEF4F8"/>
+          </w:tcPr>
+          <w:p>
+            <w:r>
+              <w:rPr>
+                <w:rFonts w:ascii="微软雅黑" w:hAnsi="微软雅黑" w:eastAsia="微软雅黑"/>
+                <w:b/>
+                <w:color w:val="243447"/>
+                <w:sz w:val="22"/>
+              </w:rPr>
+              <w:t>编制日期</w:t>
+            </w:r>
+          </w:p>
+        </w:tc>
+        <w:tc>
+          <w:tcPr>
+            <w:tcW w:type="dxa" w:w="5386"/>
+          </w:tcPr>
+          <w:p>
+            <w:r>
+              <w:rPr>
+                <w:rFonts w:ascii="宋体" w:hAnsi="宋体" w:eastAsia="宋体"/>
+                <w:b w:val="0"/>
+                <w:color w:val="243447"/>
+                <w:sz w:val="22"/>
+              </w:rPr>
+              <w:t>2026 年 08 月 24 日</w:t>
+            </w:r>
+          </w:p>
+        </w:tc>
+      </w:tr>
+      <w:tr>
+        <w:tc>
+          <w:tcPr>
+            <w:tcW w:type="dxa" w:w="2835"/>
+            <w:shd w:val="clear" w:fill="EEF4F8"/>
+          </w:tcPr>
+          <w:p>
+            <w:r>
+              <w:rPr>
+                <w:rFonts w:ascii="微软雅黑" w:hAnsi="微软雅黑" w:eastAsia="微软雅黑"/>
+                <w:b/>
+                <w:color w:val="243447"/>
+                <w:sz w:val="22"/>
+              </w:rPr>
+              <w:t>文档密级</w:t>
+            </w:r>
+          </w:p>
+        </w:tc>
+        <w:tc>
+          <w:tcPr>
+            <w:tcW w:type="dxa" w:w="5386"/>
+          </w:tcPr>
+          <w:p>
+            <w:r>
+              <w:rPr>
+                <w:rFonts w:ascii="宋体" w:hAnsi="宋体" w:eastAsia="宋体"/>
+                <w:b w:val="0"/>
+                <w:color w:val="243447"/>
+                <w:sz w:val="22"/>
+              </w:rPr>
+              <w:t>对外提交（应用市场审核用）</w:t>
+            </w:r>
+          </w:p>
+        </w:tc>
+      </w:tr>
+    </w:tbl>
+    <w:p>
+      <w:r>
+        <w:br w:type="page"/>
       </w:r>
     </w:p>
     <w:p>
@@ -45,122 +374,158 @@
       </w:pPr>
       <w:r>
         <w:rPr>
+          <w:rFonts w:ascii="微软雅黑" w:hAnsi="微软雅黑" w:eastAsia="微软雅黑"/>
+          <w:b/>
+          <w:color w:val="243447"/>
+          <w:sz w:val="36"/>
+        </w:rPr>
+        <w:t>目  录</w:t>
+      </w:r>
+    </w:p>
+    <w:p/>
+    <w:p>
+      <w:r>
+        <w:rPr>
           <w:rFonts w:ascii="宋体" w:hAnsi="宋体" w:eastAsia="宋体"/>
           <w:b w:val="0"/>
-          <w:sz w:val="24"/>
+          <w:color w:val="7B8794"/>
+          <w:sz w:val="22"/>
         </w:rPr>
-        <w:t>版本：v1.0.0（开发预览版）</w:t>
+      </w:r>
+      <w:r>
+        <w:rPr>
+          <w:rFonts w:ascii="宋体" w:hAnsi="宋体" w:eastAsia="宋体"/>
+          <w:b w:val="0"/>
+          <w:color w:val="7B8794"/>
+          <w:sz w:val="22"/>
+        </w:rPr>
+        <w:fldChar w:fldCharType="begin"/>
+        <w:instrText xml:space="preserve">TOC \o "1-3" \h \z \u</w:instrText>
+        <w:fldChar w:fldCharType="end"/>
+      </w:r>
+    </w:p>
+    <w:p>
+      <w:r>
+        <w:br w:type="page"/>
       </w:r>
     </w:p>
     <w:p>
       <w:pPr>
-        <w:jc w:val="center"/>
+        <w:spacing w:before="360" w:after="200"/>
+        <w:pBdr>
+          <w:bottom w:val="single" w:sz="8" w:space="1" w:color="1674A3"/>
+        </w:pBdr>
       </w:pPr>
       <w:r>
         <w:rPr>
-          <w:rFonts w:ascii="宋体" w:hAnsi="宋体" w:eastAsia="宋体"/>
-          <w:b w:val="0"/>
-          <w:sz w:val="24"/>
-        </w:rPr>
-        <w:t>日期：2026-08-24</w:t>
-      </w:r>
-    </w:p>
-    <w:p/>
-    <w:p>
-      <w:pPr>
-        <w:pStyle w:val="Heading1"/>
-      </w:pPr>
-      <w:r>
-        <w:rPr>
-          <w:rFonts w:ascii="宋体" w:hAnsi="宋体" w:eastAsia="宋体"/>
-          <w:color w:val="000000"/>
+          <w:rFonts w:ascii="微软雅黑" w:hAnsi="微软雅黑" w:eastAsia="微软雅黑"/>
+          <w:b/>
+          <w:color w:val="1674A3"/>
+          <w:sz w:val="32"/>
         </w:rPr>
         <w:t>一、应用简介</w:t>
       </w:r>
     </w:p>
     <w:p>
       <w:pPr>
-        <w:ind w:firstLine="420"/>
+        <w:spacing w:line="360" w:lineRule="auto" w:after="120" w:before="0"/>
+        <w:ind w:firstLine="480"/>
       </w:pPr>
       <w:r>
         <w:rPr>
           <w:rFonts w:ascii="宋体" w:hAnsi="宋体" w:eastAsia="宋体"/>
           <w:b w:val="0"/>
+          <w:color w:val="243447"/>
           <w:sz w:val="24"/>
         </w:rPr>
-        <w:t>「洛天依」是一款以虚拟歌手洛天依为角色的 AI 陪伴聊天应用。用户可以在应用中与洛天依进行文字聊天、语音互动，并通过发送照片的方式与洛天依分享日常、进行图片内容互动。洛天依（基于多模态大模型）能理解用户发送的图片内容并给出富有角色感的回复。</w:t>
+        <w:t>「洛天依」是一款以虚拟歌手洛天依为角色的 AI 陪伴聊天应用。用户可以在应用中与洛天依进行文字聊天、语音互动，并通过发送照片的方式与洛天依分享日常、进行图片内容互动。洛天依（基于多模态大模型）能够理解用户发送的图片内容，并给出富有角色感的回复。</w:t>
       </w:r>
     </w:p>
     <w:p>
       <w:pPr>
-        <w:ind w:firstLine="420"/>
+        <w:spacing w:line="360" w:lineRule="auto" w:after="120" w:before="0"/>
+        <w:ind w:firstLine="480"/>
       </w:pPr>
       <w:r>
         <w:rPr>
           <w:rFonts w:ascii="宋体" w:hAnsi="宋体" w:eastAsia="宋体"/>
           <w:b w:val="0"/>
+          <w:color w:val="243447"/>
           <w:sz w:val="24"/>
         </w:rPr>
-        <w:t>本应用为鸿蒙客户端，兼容 HarmonyOS NEXT（API 24）。</w:t>
+        <w:t>本应用为鸿蒙客户端，兼容 HarmonyOS NEXT（API 24），实现聊天、语音、图片互动等核心功能。</w:t>
       </w:r>
     </w:p>
     <w:p>
       <w:pPr>
-        <w:pStyle w:val="Heading1"/>
+        <w:spacing w:before="360" w:after="200"/>
+        <w:pBdr>
+          <w:bottom w:val="single" w:sz="8" w:space="1" w:color="1674A3"/>
+        </w:pBdr>
       </w:pPr>
       <w:r>
         <w:rPr>
-          <w:rFonts w:ascii="宋体" w:hAnsi="宋体" w:eastAsia="宋体"/>
-          <w:color w:val="000000"/>
+          <w:rFonts w:ascii="微软雅黑" w:hAnsi="微软雅黑" w:eastAsia="微软雅黑"/>
+          <w:b/>
+          <w:color w:val="1674A3"/>
+          <w:sz w:val="32"/>
         </w:rPr>
         <w:t>二、权限使用场景</w:t>
       </w:r>
     </w:p>
     <w:p>
       <w:pPr>
-        <w:pStyle w:val="Heading2"/>
+        <w:spacing w:before="240" w:after="120"/>
       </w:pPr>
       <w:r>
         <w:rPr>
-          <w:rFonts w:ascii="宋体" w:hAnsi="宋体" w:eastAsia="宋体"/>
-          <w:color w:val="000000"/>
+          <w:rFonts w:ascii="微软雅黑" w:hAnsi="微软雅黑" w:eastAsia="微软雅黑"/>
+          <w:b/>
+          <w:color w:val="243447"/>
+          <w:sz w:val="28"/>
         </w:rPr>
         <w:t>2.1 具体功能：向洛天依发送照片</w:t>
       </w:r>
     </w:p>
     <w:p>
       <w:pPr>
-        <w:ind w:firstLine="420"/>
+        <w:spacing w:line="360" w:lineRule="auto" w:after="120" w:before="0"/>
+        <w:ind w:firstLine="480"/>
       </w:pPr>
       <w:r>
         <w:rPr>
           <w:rFonts w:ascii="宋体" w:hAnsi="宋体" w:eastAsia="宋体"/>
           <w:b w:val="0"/>
+          <w:color w:val="243447"/>
           <w:sz w:val="24"/>
         </w:rPr>
-        <w:t>在聊天界面中，用户点击输入栏左侧的「图片」按钮，系统调用系统相册选择器（Photo Access），用户从相册中选择一张照片。选中的照片将被读取并发送至服务端，由多模态大模型进行图片理解，洛天依据此生成一段与照片内容相关的回复（例如识别照片中的美食、风景、宠物等内容并展开话题）。</w:t>
+        <w:t>在聊天界面中，用户点击输入栏左侧的「图片」按钮，应用调用系统相册选择器（Photo Access），用户从相册中选择一张照片。选中的照片将被读取并发送至服务端，由多模态大模型进行图片理解，洛天依据此生成一段与照片内容相关的回复（例如识别照片中的美食、风景、宠物等内容并展开话题）。</w:t>
       </w:r>
     </w:p>
     <w:p>
       <w:pPr>
-        <w:pStyle w:val="Heading2"/>
+        <w:spacing w:before="240" w:after="120"/>
       </w:pPr>
       <w:r>
         <w:rPr>
-          <w:rFonts w:ascii="宋体" w:hAnsi="宋体" w:eastAsia="宋体"/>
-          <w:color w:val="000000"/>
+          <w:rFonts w:ascii="微软雅黑" w:hAnsi="微软雅黑" w:eastAsia="微软雅黑"/>
+          <w:b/>
+          <w:color w:val="243447"/>
+          <w:sz w:val="28"/>
         </w:rPr>
         <w:t>2.2 权限用途</w:t>
       </w:r>
     </w:p>
     <w:p>
       <w:pPr>
-        <w:ind w:firstLine="420"/>
+        <w:spacing w:line="360" w:lineRule="auto" w:after="120" w:before="0"/>
+        <w:ind w:firstLine="480"/>
       </w:pPr>
       <w:r>
         <w:rPr>
           <w:rFonts w:ascii="宋体" w:hAnsi="宋体" w:eastAsia="宋体"/>
           <w:b w:val="0"/>
+          <w:color w:val="243447"/>
           <w:sz w:val="24"/>
         </w:rPr>
         <w:t>该权限仅用于：用户主动发起「发送照片」操作时，访问相册中的图片文件，完成照片选择与读取。这是应用实现「图片互动」核心功能所必需的能力，不用于任何其他目的。</w:t>
@@ -168,88 +533,392 @@
     </w:p>
     <w:p>
       <w:pPr>
-        <w:pStyle w:val="Heading2"/>
+        <w:spacing w:before="240" w:after="120"/>
       </w:pPr>
       <w:r>
         <w:rPr>
-          <w:rFonts w:ascii="宋体" w:hAnsi="宋体" w:eastAsia="宋体"/>
-          <w:color w:val="000000"/>
+          <w:rFonts w:ascii="微软雅黑" w:hAnsi="微软雅黑" w:eastAsia="微软雅黑"/>
+          <w:b/>
+          <w:color w:val="243447"/>
+          <w:sz w:val="28"/>
         </w:rPr>
         <w:t>2.3 权限使用细节</w:t>
       </w:r>
     </w:p>
+    <w:tbl>
+      <w:tblPr>
+        <w:tblStyle w:val="TableGrid"/>
+        <w:tblW w:type="auto" w:w="0"/>
+        <w:jc w:val="center"/>
+        <w:tblLook w:firstColumn="1" w:firstRow="1" w:lastColumn="0" w:lastRow="0" w:noHBand="0" w:noVBand="1" w:val="04A0"/>
+      </w:tblPr>
+      <w:tblGrid>
+        <w:gridCol w:w="2771"/>
+        <w:gridCol w:w="2771"/>
+        <w:gridCol w:w="2771"/>
+      </w:tblGrid>
+      <w:tr>
+        <w:trPr>
+          <w:cantSplit/>
+          <w:tblHeader/>
+        </w:trPr>
+        <w:tc>
+          <w:tcPr>
+            <w:tcW w:type="dxa" w:w="2771"/>
+            <w:vAlign w:val="center"/>
+            <w:shd w:val="clear" w:fill="1674A3"/>
+          </w:tcPr>
+          <w:p>
+            <w:pPr>
+              <w:spacing w:line="312" w:lineRule="auto"/>
+            </w:pPr>
+            <w:r>
+              <w:rPr>
+                <w:rFonts w:ascii="微软雅黑" w:hAnsi="微软雅黑" w:eastAsia="微软雅黑"/>
+                <w:b/>
+                <w:color w:val="FFFFFF"/>
+                <w:sz w:val="22"/>
+              </w:rPr>
+              <w:t>序号</w:t>
+            </w:r>
+          </w:p>
+        </w:tc>
+        <w:tc>
+          <w:tcPr>
+            <w:tcW w:type="dxa" w:w="2771"/>
+            <w:vAlign w:val="center"/>
+            <w:shd w:val="clear" w:fill="1674A3"/>
+          </w:tcPr>
+          <w:p>
+            <w:pPr>
+              <w:spacing w:line="312" w:lineRule="auto"/>
+            </w:pPr>
+            <w:r>
+              <w:rPr>
+                <w:rFonts w:ascii="微软雅黑" w:hAnsi="微软雅黑" w:eastAsia="微软雅黑"/>
+                <w:b/>
+                <w:color w:val="FFFFFF"/>
+                <w:sz w:val="22"/>
+              </w:rPr>
+              <w:t>使用环节</w:t>
+            </w:r>
+          </w:p>
+        </w:tc>
+        <w:tc>
+          <w:tcPr>
+            <w:tcW w:type="dxa" w:w="2771"/>
+            <w:vAlign w:val="center"/>
+            <w:shd w:val="clear" w:fill="1674A3"/>
+          </w:tcPr>
+          <w:p>
+            <w:pPr>
+              <w:spacing w:line="312" w:lineRule="auto"/>
+            </w:pPr>
+            <w:r>
+              <w:rPr>
+                <w:rFonts w:ascii="微软雅黑" w:hAnsi="微软雅黑" w:eastAsia="微软雅黑"/>
+                <w:b/>
+                <w:color w:val="FFFFFF"/>
+                <w:sz w:val="22"/>
+              </w:rPr>
+              <w:t>具体说明</w:t>
+            </w:r>
+          </w:p>
+        </w:tc>
+      </w:tr>
+      <w:tr>
+        <w:trPr>
+          <w:cantSplit/>
+        </w:trPr>
+        <w:tc>
+          <w:tcPr>
+            <w:tcW w:type="dxa" w:w="2771"/>
+            <w:vAlign w:val="center"/>
+          </w:tcPr>
+          <w:p>
+            <w:pPr>
+              <w:spacing w:line="312" w:lineRule="auto"/>
+            </w:pPr>
+            <w:r>
+              <w:rPr>
+                <w:rFonts w:ascii="宋体" w:hAnsi="宋体" w:eastAsia="宋体"/>
+                <w:b w:val="0"/>
+                <w:color w:val="243447"/>
+                <w:sz w:val="22"/>
+              </w:rPr>
+              <w:t>1</w:t>
+            </w:r>
+          </w:p>
+        </w:tc>
+        <w:tc>
+          <w:tcPr>
+            <w:tcW w:type="dxa" w:w="2771"/>
+            <w:vAlign w:val="center"/>
+          </w:tcPr>
+          <w:p>
+            <w:pPr>
+              <w:spacing w:line="312" w:lineRule="auto"/>
+            </w:pPr>
+            <w:r>
+              <w:rPr>
+                <w:rFonts w:ascii="宋体" w:hAnsi="宋体" w:eastAsia="宋体"/>
+                <w:b w:val="0"/>
+                <w:color w:val="243447"/>
+                <w:sz w:val="22"/>
+              </w:rPr>
+              <w:t>触发方式</w:t>
+            </w:r>
+          </w:p>
+        </w:tc>
+        <w:tc>
+          <w:tcPr>
+            <w:tcW w:type="dxa" w:w="2771"/>
+            <w:vAlign w:val="center"/>
+          </w:tcPr>
+          <w:p>
+            <w:pPr>
+              <w:spacing w:line="312" w:lineRule="auto"/>
+            </w:pPr>
+            <w:r>
+              <w:rPr>
+                <w:rFonts w:ascii="宋体" w:hAnsi="宋体" w:eastAsia="宋体"/>
+                <w:b w:val="0"/>
+                <w:color w:val="243447"/>
+                <w:sz w:val="22"/>
+              </w:rPr>
+              <w:t>所有图片访问均由用户在聊天界面点击「图片」按钮主动触发，应用不会在后台自动读取相册内容</w:t>
+            </w:r>
+          </w:p>
+        </w:tc>
+      </w:tr>
+      <w:tr>
+        <w:trPr>
+          <w:cantSplit/>
+        </w:trPr>
+        <w:tc>
+          <w:tcPr>
+            <w:tcW w:type="dxa" w:w="2771"/>
+            <w:vAlign w:val="center"/>
+          </w:tcPr>
+          <w:p>
+            <w:pPr>
+              <w:spacing w:line="312" w:lineRule="auto"/>
+            </w:pPr>
+            <w:r>
+              <w:rPr>
+                <w:rFonts w:ascii="宋体" w:hAnsi="宋体" w:eastAsia="宋体"/>
+                <w:b w:val="0"/>
+                <w:color w:val="243447"/>
+                <w:sz w:val="22"/>
+              </w:rPr>
+              <w:t>2</w:t>
+            </w:r>
+          </w:p>
+        </w:tc>
+        <w:tc>
+          <w:tcPr>
+            <w:tcW w:type="dxa" w:w="2771"/>
+            <w:vAlign w:val="center"/>
+          </w:tcPr>
+          <w:p>
+            <w:pPr>
+              <w:spacing w:line="312" w:lineRule="auto"/>
+            </w:pPr>
+            <w:r>
+              <w:rPr>
+                <w:rFonts w:ascii="宋体" w:hAnsi="宋体" w:eastAsia="宋体"/>
+                <w:b w:val="0"/>
+                <w:color w:val="243447"/>
+                <w:sz w:val="22"/>
+              </w:rPr>
+              <w:t>读取范围</w:t>
+            </w:r>
+          </w:p>
+        </w:tc>
+        <w:tc>
+          <w:tcPr>
+            <w:tcW w:type="dxa" w:w="2771"/>
+            <w:vAlign w:val="center"/>
+          </w:tcPr>
+          <w:p>
+            <w:pPr>
+              <w:spacing w:line="312" w:lineRule="auto"/>
+            </w:pPr>
+            <w:r>
+              <w:rPr>
+                <w:rFonts w:ascii="宋体" w:hAnsi="宋体" w:eastAsia="宋体"/>
+                <w:b w:val="0"/>
+                <w:color w:val="243447"/>
+                <w:sz w:val="22"/>
+              </w:rPr>
+              <w:t>采用系统相册选择器（PhotoViewPicker），用户明确选择哪一张图片，应用仅读取该图片文件，不扫描、不遍历、不上传用户的全部相册内容</w:t>
+            </w:r>
+          </w:p>
+        </w:tc>
+      </w:tr>
+      <w:tr>
+        <w:trPr>
+          <w:cantSplit/>
+        </w:trPr>
+        <w:tc>
+          <w:tcPr>
+            <w:tcW w:type="dxa" w:w="2771"/>
+            <w:vAlign w:val="center"/>
+          </w:tcPr>
+          <w:p>
+            <w:pPr>
+              <w:spacing w:line="312" w:lineRule="auto"/>
+            </w:pPr>
+            <w:r>
+              <w:rPr>
+                <w:rFonts w:ascii="宋体" w:hAnsi="宋体" w:eastAsia="宋体"/>
+                <w:b w:val="0"/>
+                <w:color w:val="243447"/>
+                <w:sz w:val="22"/>
+              </w:rPr>
+              <w:t>3</w:t>
+            </w:r>
+          </w:p>
+        </w:tc>
+        <w:tc>
+          <w:tcPr>
+            <w:tcW w:type="dxa" w:w="2771"/>
+            <w:vAlign w:val="center"/>
+          </w:tcPr>
+          <w:p>
+            <w:pPr>
+              <w:spacing w:line="312" w:lineRule="auto"/>
+            </w:pPr>
+            <w:r>
+              <w:rPr>
+                <w:rFonts w:ascii="宋体" w:hAnsi="宋体" w:eastAsia="宋体"/>
+                <w:b w:val="0"/>
+                <w:color w:val="243447"/>
+                <w:sz w:val="22"/>
+              </w:rPr>
+              <w:t>数据传输</w:t>
+            </w:r>
+          </w:p>
+        </w:tc>
+        <w:tc>
+          <w:tcPr>
+            <w:tcW w:type="dxa" w:w="2771"/>
+            <w:vAlign w:val="center"/>
+          </w:tcPr>
+          <w:p>
+            <w:pPr>
+              <w:spacing w:line="312" w:lineRule="auto"/>
+            </w:pPr>
+            <w:r>
+              <w:rPr>
+                <w:rFonts w:ascii="宋体" w:hAnsi="宋体" w:eastAsia="宋体"/>
+                <w:b w:val="0"/>
+                <w:color w:val="243447"/>
+                <w:sz w:val="22"/>
+              </w:rPr>
+              <w:t>所选图片仅在用户确认发送后，以 Base64 编码通过 HTTPS 加密通道上传至应用服务器，用于图片理解，不做其他用途</w:t>
+            </w:r>
+          </w:p>
+        </w:tc>
+      </w:tr>
+      <w:tr>
+        <w:trPr>
+          <w:cantSplit/>
+        </w:trPr>
+        <w:tc>
+          <w:tcPr>
+            <w:tcW w:type="dxa" w:w="2771"/>
+            <w:vAlign w:val="center"/>
+          </w:tcPr>
+          <w:p>
+            <w:pPr>
+              <w:spacing w:line="312" w:lineRule="auto"/>
+            </w:pPr>
+            <w:r>
+              <w:rPr>
+                <w:rFonts w:ascii="宋体" w:hAnsi="宋体" w:eastAsia="宋体"/>
+                <w:b w:val="0"/>
+                <w:color w:val="243447"/>
+                <w:sz w:val="22"/>
+              </w:rPr>
+              <w:t>4</w:t>
+            </w:r>
+          </w:p>
+        </w:tc>
+        <w:tc>
+          <w:tcPr>
+            <w:tcW w:type="dxa" w:w="2771"/>
+            <w:vAlign w:val="center"/>
+          </w:tcPr>
+          <w:p>
+            <w:pPr>
+              <w:spacing w:line="312" w:lineRule="auto"/>
+            </w:pPr>
+            <w:r>
+              <w:rPr>
+                <w:rFonts w:ascii="宋体" w:hAnsi="宋体" w:eastAsia="宋体"/>
+                <w:b w:val="0"/>
+                <w:color w:val="243447"/>
+                <w:sz w:val="22"/>
+              </w:rPr>
+              <w:t>数据留存</w:t>
+            </w:r>
+          </w:p>
+        </w:tc>
+        <w:tc>
+          <w:tcPr>
+            <w:tcW w:type="dxa" w:w="2771"/>
+            <w:vAlign w:val="center"/>
+          </w:tcPr>
+          <w:p>
+            <w:pPr>
+              <w:spacing w:line="312" w:lineRule="auto"/>
+            </w:pPr>
+            <w:r>
+              <w:rPr>
+                <w:rFonts w:ascii="宋体" w:hAnsi="宋体" w:eastAsia="宋体"/>
+                <w:b w:val="0"/>
+                <w:color w:val="243447"/>
+                <w:sz w:val="22"/>
+              </w:rPr>
+              <w:t>图片用于单次对话回复生成，服务端不长期保存用户图片；客户端本地不上传、不外传相册元数据</w:t>
+            </w:r>
+          </w:p>
+        </w:tc>
+      </w:tr>
+    </w:tbl>
     <w:p>
       <w:pPr>
-        <w:ind w:firstLine="420"/>
+        <w:spacing w:after="80"/>
+      </w:pPr>
+    </w:p>
+    <w:p>
+      <w:pPr>
+        <w:spacing w:before="360" w:after="200"/>
+        <w:pBdr>
+          <w:bottom w:val="single" w:sz="8" w:space="1" w:color="1674A3"/>
+        </w:pBdr>
       </w:pPr>
       <w:r>
         <w:rPr>
-          <w:rFonts w:ascii="宋体" w:hAnsi="宋体" w:eastAsia="宋体"/>
-          <w:b w:val="0"/>
-          <w:sz w:val="24"/>
-        </w:rPr>
-        <w:t>1. 触发方式：所有图片访问均由用户在聊天界面点击「图片」按钮主动触发，应用不会在后台自动读取相册内容。</w:t>
-      </w:r>
-    </w:p>
-    <w:p>
-      <w:pPr>
-        <w:ind w:firstLine="420"/>
-      </w:pPr>
-      <w:r>
-        <w:rPr>
-          <w:rFonts w:ascii="宋体" w:hAnsi="宋体" w:eastAsia="宋体"/>
-          <w:b w:val="0"/>
-          <w:sz w:val="24"/>
-        </w:rPr>
-        <w:t>2. 读取范围：采用系统相册选择器（PhotoViewPicker），用户明确选择哪一张图片，应用仅读取该图片文件，不扫描、不遍历、不上传用户的全部相册内容。</w:t>
-      </w:r>
-    </w:p>
-    <w:p>
-      <w:pPr>
-        <w:ind w:firstLine="420"/>
-      </w:pPr>
-      <w:r>
-        <w:rPr>
-          <w:rFonts w:ascii="宋体" w:hAnsi="宋体" w:eastAsia="宋体"/>
-          <w:b w:val="0"/>
-          <w:sz w:val="24"/>
-        </w:rPr>
-        <w:t>3. 数据传输：所选图片仅在用户确认发送后，以 Base64 编码通过 HTTPS 加密通道上传至应用服务器，用于图片理解，不做其他用途。</w:t>
-      </w:r>
-    </w:p>
-    <w:p>
-      <w:pPr>
-        <w:ind w:firstLine="420"/>
-      </w:pPr>
-      <w:r>
-        <w:rPr>
-          <w:rFonts w:ascii="宋体" w:hAnsi="宋体" w:eastAsia="宋体"/>
-          <w:b w:val="0"/>
-          <w:sz w:val="24"/>
-        </w:rPr>
-        <w:t>4. 数据留存：图片用于单次对话回复生成，服务端不长期保存用户图片；客户端本地不上传、不外传相册元数据。</w:t>
-      </w:r>
-    </w:p>
-    <w:p>
-      <w:pPr>
-        <w:pStyle w:val="Heading1"/>
-      </w:pPr>
-      <w:r>
-        <w:rPr>
-          <w:rFonts w:ascii="宋体" w:hAnsi="宋体" w:eastAsia="宋体"/>
-          <w:color w:val="000000"/>
+          <w:rFonts w:ascii="微软雅黑" w:hAnsi="微软雅黑" w:eastAsia="微软雅黑"/>
+          <w:b/>
+          <w:color w:val="1674A3"/>
+          <w:sz w:val="32"/>
         </w:rPr>
         <w:t>三、权限必要性说明</w:t>
       </w:r>
     </w:p>
     <w:p>
       <w:pPr>
-        <w:ind w:firstLine="420"/>
+        <w:spacing w:line="360" w:lineRule="auto" w:after="120" w:before="0"/>
+        <w:ind w:firstLine="480"/>
       </w:pPr>
       <w:r>
         <w:rPr>
           <w:rFonts w:ascii="宋体" w:hAnsi="宋体" w:eastAsia="宋体"/>
           <w:b w:val="0"/>
+          <w:color w:val="243447"/>
           <w:sz w:val="24"/>
         </w:rPr>
         <w:t>「向洛天依发送照片」是应用宣称的核心功能之一，缺少该权限将导致用户无法从相册选择照片，图片互动功能完全不可用。该权限的申请范围（仅读取，不修改）与功能需求严格匹配，符合最小化原则。</w:t>
@@ -257,12 +926,14 @@
     </w:p>
     <w:p>
       <w:pPr>
-        <w:ind w:firstLine="420"/>
+        <w:spacing w:line="360" w:lineRule="auto" w:after="120" w:before="0"/>
+        <w:ind w:firstLine="480"/>
       </w:pPr>
       <w:r>
         <w:rPr>
           <w:rFonts w:ascii="宋体" w:hAnsi="宋体" w:eastAsia="宋体"/>
           <w:b w:val="0"/>
+          <w:color w:val="243447"/>
           <w:sz w:val="24"/>
         </w:rPr>
         <w:t>应用不申请任何写入/删除相册权限（如 WRITE_IMAGEVIDEO、DELETE_IMAGEVIDEO），仅申请读取必要的图片文件。</w:t>
@@ -270,139 +941,682 @@
     </w:p>
     <w:p>
       <w:pPr>
-        <w:pStyle w:val="Heading1"/>
+        <w:spacing w:before="360" w:after="200"/>
+        <w:pBdr>
+          <w:bottom w:val="single" w:sz="8" w:space="1" w:color="1674A3"/>
+        </w:pBdr>
       </w:pPr>
       <w:r>
         <w:rPr>
-          <w:rFonts w:ascii="宋体" w:hAnsi="宋体" w:eastAsia="宋体"/>
-          <w:color w:val="000000"/>
+          <w:rFonts w:ascii="微软雅黑" w:hAnsi="微软雅黑" w:eastAsia="微软雅黑"/>
+          <w:b/>
+          <w:color w:val="1674A3"/>
+          <w:sz w:val="32"/>
         </w:rPr>
         <w:t>四、用户提示与权限撤销</w:t>
       </w:r>
     </w:p>
+    <w:tbl>
+      <w:tblPr>
+        <w:tblStyle w:val="TableGrid"/>
+        <w:tblW w:type="auto" w:w="0"/>
+        <w:jc w:val="center"/>
+        <w:tblLook w:firstColumn="1" w:firstRow="1" w:lastColumn="0" w:lastRow="0" w:noHBand="0" w:noVBand="1" w:val="04A0"/>
+      </w:tblPr>
+      <w:tblGrid>
+        <w:gridCol w:w="4156"/>
+        <w:gridCol w:w="4156"/>
+      </w:tblGrid>
+      <w:tr>
+        <w:trPr>
+          <w:cantSplit/>
+          <w:tblHeader/>
+        </w:trPr>
+        <w:tc>
+          <w:tcPr>
+            <w:tcW w:type="dxa" w:w="4156"/>
+            <w:vAlign w:val="center"/>
+            <w:shd w:val="clear" w:fill="1674A3"/>
+          </w:tcPr>
+          <w:p>
+            <w:pPr>
+              <w:spacing w:line="312" w:lineRule="auto"/>
+            </w:pPr>
+            <w:r>
+              <w:rPr>
+                <w:rFonts w:ascii="微软雅黑" w:hAnsi="微软雅黑" w:eastAsia="微软雅黑"/>
+                <w:b/>
+                <w:color w:val="FFFFFF"/>
+                <w:sz w:val="22"/>
+              </w:rPr>
+              <w:t>项目</w:t>
+            </w:r>
+          </w:p>
+        </w:tc>
+        <w:tc>
+          <w:tcPr>
+            <w:tcW w:type="dxa" w:w="4156"/>
+            <w:vAlign w:val="center"/>
+            <w:shd w:val="clear" w:fill="1674A3"/>
+          </w:tcPr>
+          <w:p>
+            <w:pPr>
+              <w:spacing w:line="312" w:lineRule="auto"/>
+            </w:pPr>
+            <w:r>
+              <w:rPr>
+                <w:rFonts w:ascii="微软雅黑" w:hAnsi="微软雅黑" w:eastAsia="微软雅黑"/>
+                <w:b/>
+                <w:color w:val="FFFFFF"/>
+                <w:sz w:val="22"/>
+              </w:rPr>
+              <w:t>说明</w:t>
+            </w:r>
+          </w:p>
+        </w:tc>
+      </w:tr>
+      <w:tr>
+        <w:trPr>
+          <w:cantSplit/>
+        </w:trPr>
+        <w:tc>
+          <w:tcPr>
+            <w:tcW w:type="dxa" w:w="4156"/>
+            <w:vAlign w:val="center"/>
+          </w:tcPr>
+          <w:p>
+            <w:pPr>
+              <w:spacing w:line="312" w:lineRule="auto"/>
+            </w:pPr>
+            <w:r>
+              <w:rPr>
+                <w:rFonts w:ascii="宋体" w:hAnsi="宋体" w:eastAsia="宋体"/>
+                <w:b w:val="0"/>
+                <w:color w:val="243447"/>
+                <w:sz w:val="22"/>
+              </w:rPr>
+              <w:t>首次提示</w:t>
+            </w:r>
+          </w:p>
+        </w:tc>
+        <w:tc>
+          <w:tcPr>
+            <w:tcW w:type="dxa" w:w="4156"/>
+            <w:vAlign w:val="center"/>
+          </w:tcPr>
+          <w:p>
+            <w:pPr>
+              <w:spacing w:line="312" w:lineRule="auto"/>
+            </w:pPr>
+            <w:r>
+              <w:rPr>
+                <w:rFonts w:ascii="宋体" w:hAnsi="宋体" w:eastAsia="宋体"/>
+                <w:b w:val="0"/>
+                <w:color w:val="243447"/>
+                <w:sz w:val="22"/>
+              </w:rPr>
+              <w:t>应用首次触发「发送图片」时，会弹出系统权限申请弹窗，清楚告知用户权限用途（「用于选择图片发送给洛天依」）并询问同意，用户可选择拒绝</w:t>
+            </w:r>
+          </w:p>
+        </w:tc>
+      </w:tr>
+      <w:tr>
+        <w:trPr>
+          <w:cantSplit/>
+        </w:trPr>
+        <w:tc>
+          <w:tcPr>
+            <w:tcW w:type="dxa" w:w="4156"/>
+            <w:vAlign w:val="center"/>
+          </w:tcPr>
+          <w:p>
+            <w:pPr>
+              <w:spacing w:line="312" w:lineRule="auto"/>
+            </w:pPr>
+            <w:r>
+              <w:rPr>
+                <w:rFonts w:ascii="宋体" w:hAnsi="宋体" w:eastAsia="宋体"/>
+                <w:b w:val="0"/>
+                <w:color w:val="243447"/>
+                <w:sz w:val="22"/>
+              </w:rPr>
+              <w:t>拒绝处理</w:t>
+            </w:r>
+          </w:p>
+        </w:tc>
+        <w:tc>
+          <w:tcPr>
+            <w:tcW w:type="dxa" w:w="4156"/>
+            <w:vAlign w:val="center"/>
+          </w:tcPr>
+          <w:p>
+            <w:pPr>
+              <w:spacing w:line="312" w:lineRule="auto"/>
+            </w:pPr>
+            <w:r>
+              <w:rPr>
+                <w:rFonts w:ascii="宋体" w:hAnsi="宋体" w:eastAsia="宋体"/>
+                <w:b w:val="0"/>
+                <w:color w:val="243447"/>
+                <w:sz w:val="22"/>
+              </w:rPr>
+              <w:t>用户拒绝后，图片按钮仍可点击，但会提示「未选择图片」，不阻塞应用的文字聊天等其余功能</w:t>
+            </w:r>
+          </w:p>
+        </w:tc>
+      </w:tr>
+      <w:tr>
+        <w:trPr>
+          <w:cantSplit/>
+        </w:trPr>
+        <w:tc>
+          <w:tcPr>
+            <w:tcW w:type="dxa" w:w="4156"/>
+            <w:vAlign w:val="center"/>
+          </w:tcPr>
+          <w:p>
+            <w:pPr>
+              <w:spacing w:line="312" w:lineRule="auto"/>
+            </w:pPr>
+            <w:r>
+              <w:rPr>
+                <w:rFonts w:ascii="宋体" w:hAnsi="宋体" w:eastAsia="宋体"/>
+                <w:b w:val="0"/>
+                <w:color w:val="243447"/>
+                <w:sz w:val="22"/>
+              </w:rPr>
+              <w:t>撤销方式</w:t>
+            </w:r>
+          </w:p>
+        </w:tc>
+        <w:tc>
+          <w:tcPr>
+            <w:tcW w:type="dxa" w:w="4156"/>
+            <w:vAlign w:val="center"/>
+          </w:tcPr>
+          <w:p>
+            <w:pPr>
+              <w:spacing w:line="312" w:lineRule="auto"/>
+            </w:pPr>
+            <w:r>
+              <w:rPr>
+                <w:rFonts w:ascii="宋体" w:hAnsi="宋体" w:eastAsia="宋体"/>
+                <w:b w:val="0"/>
+                <w:color w:val="243447"/>
+                <w:sz w:val="22"/>
+              </w:rPr>
+              <w:t>用户可在「设置 → 应用 → 权限管理」中随时撤销该权限；撤销后应用仅失去图片选择能力，其余功能不受影响</w:t>
+            </w:r>
+          </w:p>
+        </w:tc>
+      </w:tr>
+    </w:tbl>
     <w:p>
       <w:pPr>
-        <w:ind w:firstLine="420"/>
+        <w:spacing w:after="80"/>
+      </w:pPr>
+    </w:p>
+    <w:p>
+      <w:pPr>
+        <w:spacing w:before="360" w:after="200"/>
+        <w:pBdr>
+          <w:bottom w:val="single" w:sz="8" w:space="1" w:color="1674A3"/>
+        </w:pBdr>
       </w:pPr>
       <w:r>
         <w:rPr>
-          <w:rFonts w:ascii="宋体" w:hAnsi="宋体" w:eastAsia="宋体"/>
-          <w:b w:val="0"/>
-          <w:sz w:val="24"/>
-        </w:rPr>
-        <w:t>1. 应用首次触发「发送图片」时，会弹出系统权限申请弹窗，清楚告知用户权限用途（「用于选择图片发送给洛天依」）并询问同意，用户可选择拒绝。</w:t>
-      </w:r>
-    </w:p>
-    <w:p>
-      <w:pPr>
-        <w:ind w:firstLine="420"/>
-      </w:pPr>
-      <w:r>
-        <w:rPr>
-          <w:rFonts w:ascii="宋体" w:hAnsi="宋体" w:eastAsia="宋体"/>
-          <w:b w:val="0"/>
-          <w:sz w:val="24"/>
-        </w:rPr>
-        <w:t>2. 用户拒绝后，图片按钮仍可点击，但会提示「未选择图片」，不阻塞应用的文字聊天等其余功能。</w:t>
-      </w:r>
-    </w:p>
-    <w:p>
-      <w:pPr>
-        <w:ind w:firstLine="420"/>
-      </w:pPr>
-      <w:r>
-        <w:rPr>
-          <w:rFonts w:ascii="宋体" w:hAnsi="宋体" w:eastAsia="宋体"/>
-          <w:b w:val="0"/>
-          <w:sz w:val="24"/>
-        </w:rPr>
-        <w:t>3. 用户可在「设置 → 应用 → 权限管理」中随时撤销该权限；撤销后应用仅失去图片选择能力，其余功能不受影响。</w:t>
-      </w:r>
-    </w:p>
-    <w:p>
-      <w:pPr>
-        <w:pStyle w:val="Heading1"/>
-      </w:pPr>
-      <w:r>
-        <w:rPr>
-          <w:rFonts w:ascii="宋体" w:hAnsi="宋体" w:eastAsia="宋体"/>
-          <w:color w:val="000000"/>
+          <w:rFonts w:ascii="微软雅黑" w:hAnsi="微软雅黑" w:eastAsia="微软雅黑"/>
+          <w:b/>
+          <w:color w:val="1674A3"/>
+          <w:sz w:val="32"/>
         </w:rPr>
         <w:t>五、功能演示</w:t>
       </w:r>
     </w:p>
     <w:p>
       <w:pPr>
-        <w:ind w:firstLine="420"/>
+        <w:spacing w:line="360" w:lineRule="auto" w:after="120" w:before="0"/>
+        <w:ind w:firstLine="480"/>
       </w:pPr>
       <w:r>
         <w:rPr>
           <w:rFonts w:ascii="宋体" w:hAnsi="宋体" w:eastAsia="宋体"/>
           <w:b w:val="0"/>
+          <w:color w:val="243447"/>
           <w:sz w:val="24"/>
         </w:rPr>
-        <w:t>配套提交《功能 demo 录屏》（mp4）：演示用户从聊天界面点击「图片」按钮 → 系统弹出权限申请弹窗 → 用户同意 → 打开相册选择器 → 选中一张照片 → 图片以气泡形式展示在聊天列表中 → 洛天依返回与该图片相关的回复，完整展示本权限的使用过程与场景。</w:t>
+        <w:t>配套提交《功能 demo 录屏》（README_IMAGEVIDEO_功能demo录屏.mp4），演示流程：</w:t>
       </w:r>
+    </w:p>
+    <w:tbl>
+      <w:tblPr>
+        <w:tblStyle w:val="TableGrid"/>
+        <w:tblW w:type="auto" w:w="0"/>
+        <w:jc w:val="center"/>
+        <w:tblLook w:firstColumn="1" w:firstRow="1" w:lastColumn="0" w:lastRow="0" w:noHBand="0" w:noVBand="1" w:val="04A0"/>
+      </w:tblPr>
+      <w:tblGrid>
+        <w:gridCol w:w="4156"/>
+        <w:gridCol w:w="4156"/>
+      </w:tblGrid>
+      <w:tr>
+        <w:trPr>
+          <w:cantSplit/>
+          <w:tblHeader/>
+        </w:trPr>
+        <w:tc>
+          <w:tcPr>
+            <w:tcW w:type="dxa" w:w="4156"/>
+            <w:vAlign w:val="center"/>
+            <w:shd w:val="clear" w:fill="1674A3"/>
+          </w:tcPr>
+          <w:p>
+            <w:pPr>
+              <w:spacing w:line="312" w:lineRule="auto"/>
+            </w:pPr>
+            <w:r>
+              <w:rPr>
+                <w:rFonts w:ascii="微软雅黑" w:hAnsi="微软雅黑" w:eastAsia="微软雅黑"/>
+                <w:b/>
+                <w:color w:val="FFFFFF"/>
+                <w:sz w:val="22"/>
+              </w:rPr>
+              <w:t>步骤</w:t>
+            </w:r>
+          </w:p>
+        </w:tc>
+        <w:tc>
+          <w:tcPr>
+            <w:tcW w:type="dxa" w:w="4156"/>
+            <w:vAlign w:val="center"/>
+            <w:shd w:val="clear" w:fill="1674A3"/>
+          </w:tcPr>
+          <w:p>
+            <w:pPr>
+              <w:spacing w:line="312" w:lineRule="auto"/>
+            </w:pPr>
+            <w:r>
+              <w:rPr>
+                <w:rFonts w:ascii="微软雅黑" w:hAnsi="微软雅黑" w:eastAsia="微软雅黑"/>
+                <w:b/>
+                <w:color w:val="FFFFFF"/>
+                <w:sz w:val="22"/>
+              </w:rPr>
+              <w:t>演示内容</w:t>
+            </w:r>
+          </w:p>
+        </w:tc>
+      </w:tr>
+      <w:tr>
+        <w:trPr>
+          <w:cantSplit/>
+        </w:trPr>
+        <w:tc>
+          <w:tcPr>
+            <w:tcW w:type="dxa" w:w="4156"/>
+            <w:vAlign w:val="center"/>
+          </w:tcPr>
+          <w:p>
+            <w:pPr>
+              <w:spacing w:line="312" w:lineRule="auto"/>
+            </w:pPr>
+            <w:r>
+              <w:rPr>
+                <w:rFonts w:ascii="宋体" w:hAnsi="宋体" w:eastAsia="宋体"/>
+                <w:b w:val="0"/>
+                <w:color w:val="243447"/>
+                <w:sz w:val="22"/>
+              </w:rPr>
+              <w:t>①</w:t>
+            </w:r>
+          </w:p>
+        </w:tc>
+        <w:tc>
+          <w:tcPr>
+            <w:tcW w:type="dxa" w:w="4156"/>
+            <w:vAlign w:val="center"/>
+          </w:tcPr>
+          <w:p>
+            <w:pPr>
+              <w:spacing w:line="312" w:lineRule="auto"/>
+            </w:pPr>
+            <w:r>
+              <w:rPr>
+                <w:rFonts w:ascii="宋体" w:hAnsi="宋体" w:eastAsia="宋体"/>
+                <w:b w:val="0"/>
+                <w:color w:val="243447"/>
+                <w:sz w:val="22"/>
+              </w:rPr>
+              <w:t>首页，点击「进入聊天」</w:t>
+            </w:r>
+          </w:p>
+        </w:tc>
+      </w:tr>
+      <w:tr>
+        <w:trPr>
+          <w:cantSplit/>
+        </w:trPr>
+        <w:tc>
+          <w:tcPr>
+            <w:tcW w:type="dxa" w:w="4156"/>
+            <w:vAlign w:val="center"/>
+          </w:tcPr>
+          <w:p>
+            <w:pPr>
+              <w:spacing w:line="312" w:lineRule="auto"/>
+            </w:pPr>
+            <w:r>
+              <w:rPr>
+                <w:rFonts w:ascii="宋体" w:hAnsi="宋体" w:eastAsia="宋体"/>
+                <w:b w:val="0"/>
+                <w:color w:val="243447"/>
+                <w:sz w:val="22"/>
+              </w:rPr>
+              <w:t>②</w:t>
+            </w:r>
+          </w:p>
+        </w:tc>
+        <w:tc>
+          <w:tcPr>
+            <w:tcW w:type="dxa" w:w="4156"/>
+            <w:vAlign w:val="center"/>
+          </w:tcPr>
+          <w:p>
+            <w:pPr>
+              <w:spacing w:line="312" w:lineRule="auto"/>
+            </w:pPr>
+            <w:r>
+              <w:rPr>
+                <w:rFonts w:ascii="宋体" w:hAnsi="宋体" w:eastAsia="宋体"/>
+                <w:b w:val="0"/>
+                <w:color w:val="243447"/>
+                <w:sz w:val="22"/>
+              </w:rPr>
+              <w:t>进入聊天页（ChatPage），输入栏含「图片」按钮</w:t>
+            </w:r>
+          </w:p>
+        </w:tc>
+      </w:tr>
+      <w:tr>
+        <w:trPr>
+          <w:cantSplit/>
+        </w:trPr>
+        <w:tc>
+          <w:tcPr>
+            <w:tcW w:type="dxa" w:w="4156"/>
+            <w:vAlign w:val="center"/>
+          </w:tcPr>
+          <w:p>
+            <w:pPr>
+              <w:spacing w:line="312" w:lineRule="auto"/>
+            </w:pPr>
+            <w:r>
+              <w:rPr>
+                <w:rFonts w:ascii="宋体" w:hAnsi="宋体" w:eastAsia="宋体"/>
+                <w:b w:val="0"/>
+                <w:color w:val="243447"/>
+                <w:sz w:val="22"/>
+              </w:rPr>
+              <w:t>③</w:t>
+            </w:r>
+          </w:p>
+        </w:tc>
+        <w:tc>
+          <w:tcPr>
+            <w:tcW w:type="dxa" w:w="4156"/>
+            <w:vAlign w:val="center"/>
+          </w:tcPr>
+          <w:p>
+            <w:pPr>
+              <w:spacing w:line="312" w:lineRule="auto"/>
+            </w:pPr>
+            <w:r>
+              <w:rPr>
+                <w:rFonts w:ascii="宋体" w:hAnsi="宋体" w:eastAsia="宋体"/>
+                <w:b w:val="0"/>
+                <w:color w:val="243447"/>
+                <w:sz w:val="22"/>
+              </w:rPr>
+              <w:t>点击「图片」按钮，系统拉起相册选择器</w:t>
+            </w:r>
+          </w:p>
+        </w:tc>
+      </w:tr>
+      <w:tr>
+        <w:trPr>
+          <w:cantSplit/>
+        </w:trPr>
+        <w:tc>
+          <w:tcPr>
+            <w:tcW w:type="dxa" w:w="4156"/>
+            <w:vAlign w:val="center"/>
+          </w:tcPr>
+          <w:p>
+            <w:pPr>
+              <w:spacing w:line="312" w:lineRule="auto"/>
+            </w:pPr>
+            <w:r>
+              <w:rPr>
+                <w:rFonts w:ascii="宋体" w:hAnsi="宋体" w:eastAsia="宋体"/>
+                <w:b w:val="0"/>
+                <w:color w:val="243447"/>
+                <w:sz w:val="22"/>
+              </w:rPr>
+              <w:t>④</w:t>
+            </w:r>
+          </w:p>
+        </w:tc>
+        <w:tc>
+          <w:tcPr>
+            <w:tcW w:type="dxa" w:w="4156"/>
+            <w:vAlign w:val="center"/>
+          </w:tcPr>
+          <w:p>
+            <w:pPr>
+              <w:spacing w:line="312" w:lineRule="auto"/>
+            </w:pPr>
+            <w:r>
+              <w:rPr>
+                <w:rFonts w:ascii="宋体" w:hAnsi="宋体" w:eastAsia="宋体"/>
+                <w:b w:val="0"/>
+                <w:color w:val="243447"/>
+                <w:sz w:val="22"/>
+              </w:rPr>
+              <w:t>相册选择器展示：系统「安全访问图库」受限模式，应用仅可访问用户选定的图片和视频——即 READ_IMAGEVIDEO 权限使用场景</w:t>
+            </w:r>
+          </w:p>
+        </w:tc>
+      </w:tr>
+    </w:tbl>
+    <w:p>
+      <w:pPr>
+        <w:spacing w:after="80"/>
+      </w:pPr>
     </w:p>
     <w:p>
       <w:pPr>
-        <w:pStyle w:val="Heading1"/>
+        <w:spacing w:before="360" w:after="200"/>
+        <w:pBdr>
+          <w:bottom w:val="single" w:sz="8" w:space="1" w:color="1674A3"/>
+        </w:pBdr>
       </w:pPr>
       <w:r>
         <w:rPr>
-          <w:rFonts w:ascii="宋体" w:hAnsi="宋体" w:eastAsia="宋体"/>
-          <w:color w:val="000000"/>
+          <w:rFonts w:ascii="微软雅黑" w:hAnsi="微软雅黑" w:eastAsia="微软雅黑"/>
+          <w:b/>
+          <w:color w:val="1674A3"/>
+          <w:sz w:val="32"/>
         </w:rPr>
         <w:t>六、隐私合规承诺</w:t>
       </w:r>
     </w:p>
     <w:p>
       <w:pPr>
-        <w:ind w:firstLine="420"/>
+        <w:spacing w:line="360" w:lineRule="auto" w:after="120" w:before="0"/>
+        <w:ind w:firstLine="480"/>
       </w:pPr>
       <w:r>
         <w:rPr>
           <w:rFonts w:ascii="宋体" w:hAnsi="宋体" w:eastAsia="宋体"/>
           <w:b w:val="0"/>
+          <w:color w:val="243447"/>
           <w:sz w:val="24"/>
         </w:rPr>
-        <w:t>1. 应用严格遵守《个人信息保护法》与华为开发者协议，仅在用户明确授权且主动触发时访问图片。</w:t>
+        <w:t>1. 应用严格遵守《中华人民共和国个人信息保护法》及华为开发者协议，仅在用户明确授权且主动触发时访问图片。</w:t>
       </w:r>
     </w:p>
     <w:p>
       <w:pPr>
-        <w:ind w:firstLine="420"/>
+        <w:spacing w:line="360" w:lineRule="auto" w:after="120" w:before="0"/>
+        <w:ind w:firstLine="480"/>
       </w:pPr>
       <w:r>
         <w:rPr>
           <w:rFonts w:ascii="宋体" w:hAnsi="宋体" w:eastAsia="宋体"/>
           <w:b w:val="0"/>
+          <w:color w:val="243447"/>
           <w:sz w:val="24"/>
         </w:rPr>
-        <w:t>2. 应用未开发任何后台相册扫描、批量读取、图片去重等越权行为。</w:t>
+        <w:t>2. 应用未开发任何后台相册扫描、批量读取等越权行为。</w:t>
       </w:r>
     </w:p>
     <w:p>
       <w:pPr>
-        <w:ind w:firstLine="420"/>
+        <w:spacing w:line="360" w:lineRule="auto" w:after="120" w:before="0"/>
+        <w:ind w:firstLine="480"/>
       </w:pPr>
       <w:r>
         <w:rPr>
           <w:rFonts w:ascii="宋体" w:hAnsi="宋体" w:eastAsia="宋体"/>
           <w:b w:val="0"/>
+          <w:color w:val="243447"/>
           <w:sz w:val="24"/>
         </w:rPr>
-        <w:t>3. 应用已在其隐私政策中明示图片权限用途，用户可查阅。</w:t>
+        <w:t>3. 应用已在其隐私政策中明示图片权限用途，用户可随时查阅。</w:t>
+      </w:r>
+    </w:p>
+    <w:p>
+      <w:pPr>
+        <w:spacing w:line="360" w:lineRule="auto" w:after="120" w:before="0"/>
+        <w:ind w:firstLine="480"/>
+      </w:pPr>
+      <w:r>
+        <w:rPr>
+          <w:rFonts w:ascii="宋体" w:hAnsi="宋体" w:eastAsia="宋体"/>
+          <w:b w:val="0"/>
+          <w:color w:val="243447"/>
+          <w:sz w:val="24"/>
+        </w:rPr>
+        <w:t>4. 权限申请遵循最小化与必要性原则，仅申请实现核心功能所需的读取权限。</w:t>
+      </w:r>
+    </w:p>
+    <w:p/>
+    <w:p>
+      <w:pPr>
+        <w:jc w:val="right"/>
+      </w:pPr>
+      <w:r>
+        <w:rPr>
+          <w:rFonts w:ascii="宋体" w:hAnsi="宋体" w:eastAsia="宋体"/>
+          <w:b w:val="0"/>
+          <w:color w:val="243447"/>
+          <w:sz w:val="24"/>
+        </w:rPr>
+        <w:t>申请方（盖章）：__________________</w:t>
+      </w:r>
+    </w:p>
+    <w:p>
+      <w:pPr>
+        <w:jc w:val="right"/>
+      </w:pPr>
+      <w:r>
+        <w:rPr>
+          <w:rFonts w:ascii="宋体" w:hAnsi="宋体" w:eastAsia="宋体"/>
+          <w:b w:val="0"/>
+          <w:color w:val="243447"/>
+          <w:sz w:val="24"/>
+        </w:rPr>
+        <w:t>日期：____ 年 ____ 月 ____ 日</w:t>
       </w:r>
     </w:p>
     <w:sectPr>
-      <w:pgSz w:w="12240" w:h="15840"/>
-      <w:pgMar w:top="1440" w:right="1800" w:bottom="1440" w:left="1800" w:header="720" w:footer="720" w:gutter="0"/>
+      <w:headerReference w:type="default" r:id="rId9"/>
+      <w:footerReference w:type="default" r:id="rId10"/>
+      <w:pgSz w:w="11906" w:h="16838"/>
+      <w:pgMar w:top="1440" w:right="1797" w:bottom="1440" w:left="1797" w:header="720" w:footer="720" w:gutter="0"/>
       <w:cols w:space="720"/>
       <w:docGrid w:linePitch="360"/>
     </w:sectPr>
   </w:body>
 </w:document>
+</file>
+
+<file path=word/footer1.xml><?xml version="1.0" encoding="utf-8"?>
+<w:ftr xmlns:m="http://schemas.openxmlformats.org/officeDocument/2006/math" xmlns:mc="http://schemas.openxmlformats.org/markup-compatibility/2006" xmlns:mo="http://schemas.microsoft.com/office/mac/office/2008/main" xmlns:mv="urn:schemas-microsoft-com:mac:vml" xmlns:o="urn:schemas-microsoft-com:office:office" xmlns:r="http://schemas.openxmlformats.org/officeDocument/2006/relationships" xmlns:v="urn:schemas-microsoft-com:vml" xmlns:w10="urn:schemas-microsoft-com:office:word" xmlns:w14="http://schemas.microsoft.com/office/word/2010/wordml" xmlns:w="http://schemas.openxmlformats.org/wordprocessingml/2006/main" xmlns:wne="http://schemas.microsoft.com/office/word/2006/wordml" xmlns:wp14="http://schemas.microsoft.com/office/word/2010/wordprocessingDrawing" xmlns:wp="http://schemas.openxmlformats.org/drawingml/2006/wordprocessingDrawing" xmlns:wpc="http://schemas.microsoft.com/office/word/2010/wordprocessingCanvas" xmlns:wpg="http://schemas.microsoft.com/office/word/2010/wordprocessingGroup" xmlns:wpi="http://schemas.microsoft.com/office/word/2010/wordprocessingInk" xmlns:wps="http://schemas.microsoft.com/office/word/2010/wordprocessingShape" mc:Ignorable="w14 wp14">
+  <w:p>
+    <w:pPr>
+      <w:pStyle w:val="Footer"/>
+      <w:jc w:val="center"/>
+    </w:pPr>
+    <w:r>
+      <w:rPr>
+        <w:rFonts w:ascii="宋体" w:hAnsi="宋体" w:eastAsia="宋体"/>
+        <w:b w:val="0"/>
+        <w:color w:val="7B8794"/>
+        <w:sz w:val="20"/>
+      </w:rPr>
+      <w:t xml:space="preserve">第 </w:t>
+    </w:r>
+    <w:r>
+      <w:fldChar w:fldCharType="begin"/>
+      <w:instrText xml:space="preserve">PAGE</w:instrText>
+      <w:fldChar w:fldCharType="end"/>
+    </w:r>
+    <w:r>
+      <w:rPr>
+        <w:rFonts w:ascii="宋体" w:hAnsi="宋体" w:eastAsia="宋体"/>
+        <w:b w:val="0"/>
+        <w:color w:val="7B8794"/>
+        <w:sz w:val="20"/>
+      </w:rPr>
+      <w:t xml:space="preserve"> 页　共 </w:t>
+    </w:r>
+    <w:r>
+      <w:fldChar w:fldCharType="begin"/>
+      <w:instrText xml:space="preserve">NUMPAGES</w:instrText>
+      <w:fldChar w:fldCharType="end"/>
+    </w:r>
+    <w:r>
+      <w:rPr>
+        <w:rFonts w:ascii="宋体" w:hAnsi="宋体" w:eastAsia="宋体"/>
+        <w:b w:val="0"/>
+        <w:color w:val="7B8794"/>
+        <w:sz w:val="20"/>
+      </w:rPr>
+      <w:t xml:space="preserve"> 页</w:t>
+    </w:r>
+  </w:p>
+</w:ftr>
+</file>
+
+<file path=word/header1.xml><?xml version="1.0" encoding="utf-8"?>
+<w:hdr xmlns:m="http://schemas.openxmlformats.org/officeDocument/2006/math" xmlns:mc="http://schemas.openxmlformats.org/markup-compatibility/2006" xmlns:mo="http://schemas.microsoft.com/office/mac/office/2008/main" xmlns:mv="urn:schemas-microsoft-com:mac:vml" xmlns:o="urn:schemas-microsoft-com:office:office" xmlns:r="http://schemas.openxmlformats.org/officeDocument/2006/relationships" xmlns:v="urn:schemas-microsoft-com:vml" xmlns:w10="urn:schemas-microsoft-com:office:word" xmlns:w14="http://schemas.microsoft.com/office/word/2010/wordml" xmlns:w="http://schemas.openxmlformats.org/wordprocessingml/2006/main" xmlns:wne="http://schemas.microsoft.com/office/word/2006/wordml" xmlns:wp14="http://schemas.microsoft.com/office/word/2010/wordprocessingDrawing" xmlns:wp="http://schemas.openxmlformats.org/drawingml/2006/wordprocessingDrawing" xmlns:wpc="http://schemas.microsoft.com/office/word/2010/wordprocessingCanvas" xmlns:wpg="http://schemas.microsoft.com/office/word/2010/wordprocessingGroup" xmlns:wpi="http://schemas.microsoft.com/office/word/2010/wordprocessingInk" xmlns:wps="http://schemas.microsoft.com/office/word/2010/wordprocessingShape" mc:Ignorable="w14 wp14">
+  <w:p>
+    <w:pPr>
+      <w:pStyle w:val="Header"/>
+      <w:jc w:val="center"/>
+    </w:pPr>
+    <w:r>
+      <w:rPr>
+        <w:rFonts w:ascii="微软雅黑" w:hAnsi="微软雅黑" w:eastAsia="微软雅黑"/>
+        <w:b w:val="0"/>
+        <w:color w:val="7B8794"/>
+        <w:sz w:val="18"/>
+      </w:rPr>
+      <w:t>「洛天依」鸿蒙客户端  ·  READ_IMAGEVIDEO 权限使用场景说明</w:t>
+    </w:r>
+  </w:p>
+</w:hdr>
 </file>
 
 <file path=word/numbering.xml><?xml version="1.0" encoding="utf-8"?>
